--- a/pr-preview/pr-321/chapters/slides-posters-figures-tracked-changes.docx
+++ b/pr-preview/pr-321/chapters/slides-posters-figures-tracked-changes.docx
@@ -26,7 +26,7 @@
       </w:pPr>
       <w:ins w:id="2" w:author="PR Preview" w:date="2026-01-01T00:00:00Z">
         <w:r>
-          <w:t xml:space="preserve">Last modified: 2026-10-22 12:44:49 (PDT)</w:t>
+          <w:t xml:space="preserve">Last modified: 2026-10-22 13:47:40 (PDT)</w:t>
         </w:r>
       </w:ins>
     </w:p>

--- a/pr-preview/pr-321/chapters/slides-posters-figures-tracked-changes.docx
+++ b/pr-preview/pr-321/chapters/slides-posters-figures-tracked-changes.docx
@@ -16,7 +16,7 @@
       </w:pPr>
       <w:del w:id="1" w:author="PR Preview" w:date="2026-01-01T00:00:00Z">
         <w:r>
-          <w:delText xml:space="preserve">Last modified: 2026-10-22 00:49:48 (PDT)</w:delText>
+          <w:delText xml:space="preserve">Last modified: 2026-10-25 19:48:50 (PDT)</w:delText>
         </w:r>
       </w:del>
     </w:p>
@@ -26,7 +26,7 @@
       </w:pPr>
       <w:ins w:id="2" w:author="PR Preview" w:date="2026-01-01T00:00:00Z">
         <w:r>
-          <w:t xml:space="preserve">Last modified: 2026-10-22 13:47:40 (PDT)</w:t>
+          <w:t xml:space="preserve">Last modified: 2026-10-25 22:14:28 (PDT)</w:t>
         </w:r>
       </w:ins>
     </w:p>
@@ -1091,6 +1091,30 @@
       </w:hyperlink>
       <w:r>
         <w:t xml:space="preserve">).</w:t>
+      </w:r>
+      <w:r>
+        <w:t xml:space="preserve"> </w:t>
+      </w:r>
+      <w:r>
+        <w:t xml:space="preserve">Pair color with shape or line type,</w:t>
+      </w:r>
+      <w:r>
+        <w:t xml:space="preserve"> </w:t>
+      </w:r>
+      <w:r>
+        <w:t xml:space="preserve">so that color is never the only way to tell groups apart.</w:t>
+      </w:r>
+      <w:r>
+        <w:t xml:space="preserve"> </w:t>
+      </w:r>
+      <w:r>
+        <w:t xml:space="preserve">This matters most with more than 3 or 4 groups,</w:t>
+      </w:r>
+      <w:r>
+        <w:t xml:space="preserve"> </w:t>
+      </w:r>
+      <w:r>
+        <w:t xml:space="preserve">because even a colorblind-friendly palette then has pairs of colors that are close together.</w:t>
       </w:r>
     </w:p>
     <w:p>
